--- a/Java/lab2/lab2_report.docx
+++ b/Java/lab2/lab2_report.docx
@@ -412,23 +412,13 @@
         </w:rPr>
         <w:t>C</w:t>
       </w:r>
-      <w:proofErr w:type="spellStart"/>
-      <w:r>
-        <w:rPr>
-          <w:rFonts w:ascii="Times New Roman" w:hAnsi="Times New Roman" w:cs="Times New Roman"/>
-          <w:sz w:val="28"/>
-          <w:szCs w:val="28"/>
-        </w:rPr>
-        <w:t>тудент</w:t>
-      </w:r>
-      <w:proofErr w:type="spellEnd"/>
-      <w:r>
-        <w:rPr>
-          <w:rFonts w:ascii="Times New Roman" w:hAnsi="Times New Roman" w:cs="Times New Roman"/>
-          <w:sz w:val="28"/>
-          <w:szCs w:val="28"/>
-        </w:rPr>
-        <w:t xml:space="preserve"> гр. 5130902/40002                                                         Лопатин А.В.</w:t>
+      <w:r>
+        <w:rPr>
+          <w:rFonts w:ascii="Times New Roman" w:hAnsi="Times New Roman" w:cs="Times New Roman"/>
+          <w:sz w:val="28"/>
+          <w:szCs w:val="28"/>
+        </w:rPr>
+        <w:t>тудент гр. 5130902/40002                                                         Лопатин А.В.</w:t>
       </w:r>
     </w:p>
     <w:p>
@@ -477,18 +467,8 @@
           <w:sz w:val="28"/>
           <w:szCs w:val="28"/>
         </w:rPr>
-        <w:t xml:space="preserve">    Хасанов </w:t>
-      </w:r>
-      <w:proofErr w:type="gramStart"/>
-      <w:r>
-        <w:rPr>
-          <w:rFonts w:ascii="Times New Roman" w:hAnsi="Times New Roman" w:cs="Times New Roman"/>
-          <w:sz w:val="28"/>
-          <w:szCs w:val="28"/>
-        </w:rPr>
-        <w:t>Д.С.</w:t>
-      </w:r>
-      <w:proofErr w:type="gramEnd"/>
+        <w:t xml:space="preserve">    Хасанов Д.С.</w:t>
+      </w:r>
     </w:p>
     <w:p>
       <w:pPr>
@@ -609,7 +589,6 @@
           <w:bCs/>
           <w:sz w:val="28"/>
           <w:szCs w:val="28"/>
-          <w:lang w:val="en-US"/>
         </w:rPr>
         <w:t>2</w:t>
       </w:r>
@@ -734,103 +713,7 @@
           <w:sz w:val="28"/>
           <w:szCs w:val="28"/>
         </w:rPr>
-        <w:t>).</w:t>
-      </w:r>
-      <w:r>
-        <w:rPr>
-          <w:rFonts w:ascii="Times New Roman" w:hAnsi="Times New Roman" w:cs="Times New Roman"/>
-          <w:sz w:val="28"/>
-          <w:szCs w:val="28"/>
-        </w:rPr>
-        <w:t xml:space="preserve"> </w:t>
-      </w:r>
-      <w:r>
-        <w:rPr>
-          <w:rFonts w:ascii="Times New Roman" w:hAnsi="Times New Roman" w:cs="Times New Roman"/>
-          <w:sz w:val="28"/>
-          <w:szCs w:val="28"/>
-        </w:rPr>
-        <w:t>Без обратной связи мышь не знает, какое действие лучше сделать на следующем шаге.</w:t>
-      </w:r>
-      <w:r>
-        <w:rPr>
-          <w:rFonts w:ascii="Times New Roman" w:hAnsi="Times New Roman" w:cs="Times New Roman"/>
-          <w:sz w:val="28"/>
-          <w:szCs w:val="28"/>
-        </w:rPr>
-        <w:t xml:space="preserve"> </w:t>
-      </w:r>
-      <w:r>
-        <w:rPr>
-          <w:rFonts w:ascii="Times New Roman" w:hAnsi="Times New Roman" w:cs="Times New Roman"/>
-          <w:sz w:val="28"/>
-          <w:szCs w:val="28"/>
-        </w:rPr>
-        <w:t>Мышь должна знать сумму выигрыша или проигрыша.</w:t>
-      </w:r>
-      <w:r>
-        <w:rPr>
-          <w:rFonts w:ascii="Times New Roman" w:hAnsi="Times New Roman" w:cs="Times New Roman"/>
-          <w:sz w:val="28"/>
-          <w:szCs w:val="28"/>
-        </w:rPr>
-        <w:t xml:space="preserve"> </w:t>
-      </w:r>
-      <w:r>
-        <w:rPr>
-          <w:rFonts w:ascii="Times New Roman" w:hAnsi="Times New Roman" w:cs="Times New Roman"/>
-          <w:sz w:val="28"/>
-          <w:szCs w:val="28"/>
-        </w:rPr>
-        <w:t>Обратная связь — это подкрепление. На каждом шаге мышь выбирает направление</w:t>
-      </w:r>
-      <w:r>
-        <w:rPr>
-          <w:rFonts w:ascii="Times New Roman" w:hAnsi="Times New Roman" w:cs="Times New Roman"/>
-          <w:sz w:val="28"/>
-          <w:szCs w:val="28"/>
-        </w:rPr>
-        <w:t xml:space="preserve"> </w:t>
-      </w:r>
-      <w:r>
-        <w:rPr>
-          <w:rFonts w:ascii="Times New Roman" w:hAnsi="Times New Roman" w:cs="Times New Roman"/>
-          <w:sz w:val="28"/>
-          <w:szCs w:val="28"/>
-        </w:rPr>
-        <w:t>движения, а окружающая среда сообщает величину выигрыша или проигрыша. Без</w:t>
-      </w:r>
-      <w:r>
-        <w:rPr>
-          <w:rFonts w:ascii="Times New Roman" w:hAnsi="Times New Roman" w:cs="Times New Roman"/>
-          <w:sz w:val="28"/>
-          <w:szCs w:val="28"/>
-        </w:rPr>
-        <w:t xml:space="preserve"> </w:t>
-      </w:r>
-      <w:r>
-        <w:rPr>
-          <w:rFonts w:ascii="Times New Roman" w:hAnsi="Times New Roman" w:cs="Times New Roman"/>
-          <w:sz w:val="28"/>
-          <w:szCs w:val="28"/>
-        </w:rPr>
-        <w:t>обратной связи мышь не знает, какое действие лучше и что ей следует сделать на</w:t>
-      </w:r>
-      <w:r>
-        <w:rPr>
-          <w:rFonts w:ascii="Times New Roman" w:hAnsi="Times New Roman" w:cs="Times New Roman"/>
-          <w:sz w:val="28"/>
-          <w:szCs w:val="28"/>
-        </w:rPr>
-        <w:t xml:space="preserve"> </w:t>
-      </w:r>
-      <w:r>
-        <w:rPr>
-          <w:rFonts w:ascii="Times New Roman" w:hAnsi="Times New Roman" w:cs="Times New Roman"/>
-          <w:sz w:val="28"/>
-          <w:szCs w:val="28"/>
-        </w:rPr>
-        <w:t>следующем шаге. Мышь должна знать сумму выигрыша или проигрыша.</w:t>
+        <w:t>). Без обратной связи мышь не знает, какое действие лучше сделать на следующем шаге. Мышь должна знать сумму выигрыша или проигрыша. Обратная связь — это подкрепление. На каждом шаге мышь выбирает направление движения, а окружающая среда сообщает величину выигрыша или проигрыша. Без обратной связи мышь не знает, какое действие лучше и что ей следует сделать на следующем шаге. Мышь должна знать сумму выигрыша или проигрыша.</w:t>
       </w:r>
     </w:p>
     <w:p>
@@ -851,39 +734,7 @@
           <w:sz w:val="28"/>
           <w:szCs w:val="28"/>
         </w:rPr>
-        <w:t>Программа должна генерировать лабиринт любого размера. Размер и схему</w:t>
-      </w:r>
-      <w:r>
-        <w:rPr>
-          <w:rFonts w:ascii="Times New Roman" w:hAnsi="Times New Roman" w:cs="Times New Roman"/>
-          <w:sz w:val="28"/>
-          <w:szCs w:val="28"/>
-        </w:rPr>
-        <w:t xml:space="preserve"> </w:t>
-      </w:r>
-      <w:r>
-        <w:rPr>
-          <w:rFonts w:ascii="Times New Roman" w:hAnsi="Times New Roman" w:cs="Times New Roman"/>
-          <w:sz w:val="28"/>
-          <w:szCs w:val="28"/>
-        </w:rPr>
-        <w:t>лабиринта задает пользователь.</w:t>
-      </w:r>
-      <w:r>
-        <w:rPr>
-          <w:rFonts w:ascii="Times New Roman" w:hAnsi="Times New Roman" w:cs="Times New Roman"/>
-          <w:sz w:val="28"/>
-          <w:szCs w:val="28"/>
-        </w:rPr>
-        <w:t xml:space="preserve"> </w:t>
-      </w:r>
-      <w:r>
-        <w:rPr>
-          <w:rFonts w:ascii="Times New Roman" w:hAnsi="Times New Roman" w:cs="Times New Roman"/>
-          <w:sz w:val="28"/>
-          <w:szCs w:val="28"/>
-        </w:rPr>
-        <w:t>Отчет должен содержать</w:t>
+        <w:t>Программа должна генерировать лабиринт любого размера. Размер и схему лабиринта задает пользователь. Отчет должен содержать</w:t>
       </w:r>
     </w:p>
     <w:p>
@@ -1324,8 +1175,8 @@
           <w:b/>
           <w:bCs/>
           <w:color w:val="auto"/>
-          <w:sz w:val="28"/>
-          <w:szCs w:val="28"/>
+          <w:sz w:val="32"/>
+          <w:szCs w:val="32"/>
         </w:rPr>
       </w:pPr>
       <w:r>
@@ -1334,8 +1185,8 @@
           <w:b/>
           <w:bCs/>
           <w:color w:val="auto"/>
-          <w:sz w:val="28"/>
-          <w:szCs w:val="28"/>
+          <w:sz w:val="32"/>
+          <w:szCs w:val="32"/>
         </w:rPr>
         <w:lastRenderedPageBreak/>
         <w:t>Диаграмм</w:t>
@@ -1346,8 +1197,8 @@
           <w:b/>
           <w:bCs/>
           <w:color w:val="auto"/>
-          <w:sz w:val="28"/>
-          <w:szCs w:val="28"/>
+          <w:sz w:val="32"/>
+          <w:szCs w:val="32"/>
         </w:rPr>
         <w:t>ы</w:t>
       </w:r>
@@ -1439,15 +1290,7 @@
           <w:sz w:val="28"/>
           <w:szCs w:val="28"/>
         </w:rPr>
-        <w:t xml:space="preserve">Рисунок 1 – </w:t>
-      </w:r>
-      <w:r>
-        <w:rPr>
-          <w:rFonts w:ascii="Times New Roman" w:hAnsi="Times New Roman" w:cs="Times New Roman"/>
-          <w:sz w:val="28"/>
-          <w:szCs w:val="28"/>
-        </w:rPr>
-        <w:t>Диаграмма прецедентов</w:t>
+        <w:t>Рисунок 1 – Диаграмма прецедентов</w:t>
       </w:r>
     </w:p>
     <w:p>
@@ -1537,31 +1380,7 @@
           <w:sz w:val="28"/>
           <w:szCs w:val="28"/>
         </w:rPr>
-        <w:t xml:space="preserve">Рисунок </w:t>
-      </w:r>
-      <w:r>
-        <w:rPr>
-          <w:rFonts w:ascii="Times New Roman" w:hAnsi="Times New Roman" w:cs="Times New Roman"/>
-          <w:sz w:val="28"/>
-          <w:szCs w:val="28"/>
-        </w:rPr>
-        <w:t>2</w:t>
-      </w:r>
-      <w:r>
-        <w:rPr>
-          <w:rFonts w:ascii="Times New Roman" w:hAnsi="Times New Roman" w:cs="Times New Roman"/>
-          <w:sz w:val="28"/>
-          <w:szCs w:val="28"/>
-        </w:rPr>
-        <w:t xml:space="preserve"> – Диаграмма </w:t>
-      </w:r>
-      <w:r>
-        <w:rPr>
-          <w:rFonts w:ascii="Times New Roman" w:hAnsi="Times New Roman" w:cs="Times New Roman"/>
-          <w:sz w:val="28"/>
-          <w:szCs w:val="28"/>
-        </w:rPr>
-        <w:t>деятельности</w:t>
+        <w:t>Рисунок 2 – Диаграмма деятельности</w:t>
       </w:r>
     </w:p>
     <w:p>
@@ -1661,31 +1480,7 @@
           <w:sz w:val="28"/>
           <w:szCs w:val="28"/>
         </w:rPr>
-        <w:t xml:space="preserve">Рисунок </w:t>
-      </w:r>
-      <w:r>
-        <w:rPr>
-          <w:rFonts w:ascii="Times New Roman" w:hAnsi="Times New Roman" w:cs="Times New Roman"/>
-          <w:sz w:val="28"/>
-          <w:szCs w:val="28"/>
-        </w:rPr>
-        <w:t>3</w:t>
-      </w:r>
-      <w:r>
-        <w:rPr>
-          <w:rFonts w:ascii="Times New Roman" w:hAnsi="Times New Roman" w:cs="Times New Roman"/>
-          <w:sz w:val="28"/>
-          <w:szCs w:val="28"/>
-        </w:rPr>
-        <w:t xml:space="preserve"> – Диаграмма </w:t>
-      </w:r>
-      <w:r>
-        <w:rPr>
-          <w:rFonts w:ascii="Times New Roman" w:hAnsi="Times New Roman" w:cs="Times New Roman"/>
-          <w:sz w:val="28"/>
-          <w:szCs w:val="28"/>
-        </w:rPr>
-        <w:t>классов</w:t>
+        <w:t>Рисунок 3 – Диаграмма классов</w:t>
       </w:r>
     </w:p>
     <w:p>
@@ -1784,31 +1579,7 @@
           <w:sz w:val="28"/>
           <w:szCs w:val="28"/>
         </w:rPr>
-        <w:t xml:space="preserve">Рисунок </w:t>
-      </w:r>
-      <w:r>
-        <w:rPr>
-          <w:rFonts w:ascii="Times New Roman" w:hAnsi="Times New Roman" w:cs="Times New Roman"/>
-          <w:sz w:val="28"/>
-          <w:szCs w:val="28"/>
-        </w:rPr>
-        <w:t>4</w:t>
-      </w:r>
-      <w:r>
-        <w:rPr>
-          <w:rFonts w:ascii="Times New Roman" w:hAnsi="Times New Roman" w:cs="Times New Roman"/>
-          <w:sz w:val="28"/>
-          <w:szCs w:val="28"/>
-        </w:rPr>
-        <w:t xml:space="preserve"> – Диаграмма </w:t>
-      </w:r>
-      <w:r>
-        <w:rPr>
-          <w:rFonts w:ascii="Times New Roman" w:hAnsi="Times New Roman" w:cs="Times New Roman"/>
-          <w:sz w:val="28"/>
-          <w:szCs w:val="28"/>
-        </w:rPr>
-        <w:t>взаимодействий</w:t>
+        <w:t>Рисунок 4 – Диаграмма взаимодействий</w:t>
       </w:r>
     </w:p>
     <w:p>
@@ -1909,31 +1680,7 @@
           <w:sz w:val="28"/>
           <w:szCs w:val="28"/>
         </w:rPr>
-        <w:t xml:space="preserve">Рисунок </w:t>
-      </w:r>
-      <w:r>
-        <w:rPr>
-          <w:rFonts w:ascii="Times New Roman" w:hAnsi="Times New Roman" w:cs="Times New Roman"/>
-          <w:sz w:val="28"/>
-          <w:szCs w:val="28"/>
-        </w:rPr>
-        <w:t>5</w:t>
-      </w:r>
-      <w:r>
-        <w:rPr>
-          <w:rFonts w:ascii="Times New Roman" w:hAnsi="Times New Roman" w:cs="Times New Roman"/>
-          <w:sz w:val="28"/>
-          <w:szCs w:val="28"/>
-        </w:rPr>
-        <w:t xml:space="preserve"> – Диаграмма </w:t>
-      </w:r>
-      <w:r>
-        <w:rPr>
-          <w:rFonts w:ascii="Times New Roman" w:hAnsi="Times New Roman" w:cs="Times New Roman"/>
-          <w:sz w:val="28"/>
-          <w:szCs w:val="28"/>
-        </w:rPr>
-        <w:t>состояний</w:t>
+        <w:t>Рисунок 5 – Диаграмма состояний</w:t>
       </w:r>
     </w:p>
     <w:p>
@@ -2026,40 +1773,15 @@
           <w:rFonts w:ascii="Times New Roman" w:hAnsi="Times New Roman" w:cs="Times New Roman"/>
           <w:sz w:val="28"/>
           <w:szCs w:val="28"/>
-          <w:lang w:val="en-US"/>
-        </w:rPr>
-      </w:pPr>
-      <w:r>
-        <w:rPr>
-          <w:rFonts w:ascii="Times New Roman" w:hAnsi="Times New Roman" w:cs="Times New Roman"/>
-          <w:sz w:val="28"/>
-          <w:szCs w:val="28"/>
-        </w:rPr>
-        <w:t xml:space="preserve">Рисунок </w:t>
-      </w:r>
-      <w:r>
-        <w:rPr>
-          <w:rFonts w:ascii="Times New Roman" w:hAnsi="Times New Roman" w:cs="Times New Roman"/>
-          <w:sz w:val="28"/>
-          <w:szCs w:val="28"/>
-        </w:rPr>
-        <w:t>6</w:t>
-      </w:r>
-      <w:r>
-        <w:rPr>
-          <w:rFonts w:ascii="Times New Roman" w:hAnsi="Times New Roman" w:cs="Times New Roman"/>
-          <w:sz w:val="28"/>
-          <w:szCs w:val="28"/>
-        </w:rPr>
-        <w:t xml:space="preserve"> – Диаграмма </w:t>
-      </w:r>
-      <w:r>
-        <w:rPr>
-          <w:rFonts w:ascii="Times New Roman" w:hAnsi="Times New Roman" w:cs="Times New Roman"/>
-          <w:sz w:val="28"/>
-          <w:szCs w:val="28"/>
-        </w:rPr>
-        <w:t>компонентов</w:t>
+        </w:rPr>
+      </w:pPr>
+      <w:r>
+        <w:rPr>
+          <w:rFonts w:ascii="Times New Roman" w:hAnsi="Times New Roman" w:cs="Times New Roman"/>
+          <w:sz w:val="28"/>
+          <w:szCs w:val="28"/>
+        </w:rPr>
+        <w:t>Рисунок 6 – Диаграмма компонентов</w:t>
       </w:r>
     </w:p>
     <w:p>
@@ -2121,6 +1843,7 @@
       </w:pPr>
       <w:r>
         <w:rPr>
+          <w:noProof/>
           <w:lang w:val="ru-RU"/>
         </w:rPr>
         <w:drawing>
@@ -2191,7 +1914,7 @@
         <w:rPr>
           <w:lang w:val="ru-RU"/>
         </w:rPr>
-        <w:t>1</w:t>
+        <w:t>7</w:t>
       </w:r>
       <w:r>
         <w:rPr>
@@ -2239,6 +1962,7 @@
       </w:pPr>
       <w:r>
         <w:rPr>
+          <w:noProof/>
           <w:lang w:val="ru-RU"/>
         </w:rPr>
         <w:drawing>
@@ -2294,7 +2018,19 @@
         <w:rPr>
           <w:lang w:val="ru-RU"/>
         </w:rPr>
-        <w:t>Рисунок 2 –</w:t>
+        <w:t xml:space="preserve">Рисунок </w:t>
+      </w:r>
+      <w:r>
+        <w:rPr>
+          <w:lang w:val="ru-RU"/>
+        </w:rPr>
+        <w:t>8</w:t>
+      </w:r>
+      <w:r>
+        <w:rPr>
+          <w:lang w:val="ru-RU"/>
+        </w:rPr>
+        <w:t xml:space="preserve"> –</w:t>
       </w:r>
       <w:r>
         <w:rPr>
@@ -2338,6 +2074,7 @@
         <w:rPr>
           <w:rFonts w:ascii="Times New Roman" w:hAnsi="Times New Roman" w:cs="Times New Roman"/>
           <w:b/>
+          <w:noProof/>
           <w:sz w:val="28"/>
           <w:szCs w:val="28"/>
         </w:rPr>
@@ -2395,7 +2132,19 @@
         <w:rPr>
           <w:lang w:val="ru-RU"/>
         </w:rPr>
-        <w:t xml:space="preserve">Рисунок 3 – </w:t>
+        <w:t xml:space="preserve">Рисунок </w:t>
+      </w:r>
+      <w:r>
+        <w:rPr>
+          <w:lang w:val="ru-RU"/>
+        </w:rPr>
+        <w:t>9</w:t>
+      </w:r>
+      <w:r>
+        <w:rPr>
+          <w:lang w:val="ru-RU"/>
+        </w:rPr>
+        <w:t xml:space="preserve"> – </w:t>
       </w:r>
       <w:r>
         <w:rPr>
@@ -2426,6 +2175,104 @@
     </w:p>
     <w:p>
       <w:pPr>
+        <w:pStyle w:val="10"/>
+        <w:numPr>
+          <w:ilvl w:val="0"/>
+          <w:numId w:val="0"/>
+        </w:numPr>
+        <w:spacing w:after="0" w:line="240" w:lineRule="auto"/>
+        <w:rPr>
+          <w:lang w:val="ru-RU"/>
+        </w:rPr>
+      </w:pPr>
+      <w:r>
+        <w:rPr>
+          <w:lang w:val="ru-RU"/>
+        </w:rPr>
+        <w:drawing>
+          <wp:inline distT="0" distB="0" distL="0" distR="0" wp14:anchorId="264521C0" wp14:editId="5E746CC3">
+            <wp:extent cx="2378193" cy="1228298"/>
+            <wp:effectExtent l="0" t="0" r="3175" b="0"/>
+            <wp:docPr id="1520739335" name="Рисунок 1"/>
+            <wp:cNvGraphicFramePr>
+              <a:graphicFrameLocks xmlns:a="http://schemas.openxmlformats.org/drawingml/2006/main" noChangeAspect="1"/>
+            </wp:cNvGraphicFramePr>
+            <a:graphic xmlns:a="http://schemas.openxmlformats.org/drawingml/2006/main">
+              <a:graphicData uri="http://schemas.openxmlformats.org/drawingml/2006/picture">
+                <pic:pic xmlns:pic="http://schemas.openxmlformats.org/drawingml/2006/picture">
+                  <pic:nvPicPr>
+                    <pic:cNvPr id="1520739335" name=""/>
+                    <pic:cNvPicPr/>
+                  </pic:nvPicPr>
+                  <pic:blipFill>
+                    <a:blip r:embed="rId18"/>
+                    <a:stretch>
+                      <a:fillRect/>
+                    </a:stretch>
+                  </pic:blipFill>
+                  <pic:spPr>
+                    <a:xfrm>
+                      <a:off x="0" y="0"/>
+                      <a:ext cx="2385831" cy="1232243"/>
+                    </a:xfrm>
+                    <a:prstGeom prst="rect">
+                      <a:avLst/>
+                    </a:prstGeom>
+                  </pic:spPr>
+                </pic:pic>
+              </a:graphicData>
+            </a:graphic>
+          </wp:inline>
+        </w:drawing>
+      </w:r>
+    </w:p>
+    <w:p>
+      <w:pPr>
+        <w:pStyle w:val="10"/>
+        <w:numPr>
+          <w:ilvl w:val="0"/>
+          <w:numId w:val="0"/>
+        </w:numPr>
+        <w:spacing w:after="0" w:line="240" w:lineRule="auto"/>
+        <w:rPr>
+          <w:lang w:val="ru-RU"/>
+        </w:rPr>
+      </w:pPr>
+      <w:r>
+        <w:rPr>
+          <w:lang w:val="ru-RU"/>
+        </w:rPr>
+        <w:t>Рисунок 10 – По итогам каждого цикла обучения в консоль</w:t>
+      </w:r>
+      <w:r>
+        <w:rPr>
+          <w:lang w:val="ru-RU"/>
+        </w:rPr>
+        <w:br/>
+        <w:t xml:space="preserve">выводится </w:t>
+      </w:r>
+      <w:r>
+        <w:rPr>
+          <w:lang w:val="ru-RU"/>
+        </w:rPr>
+        <w:t>информация по пройденным эпохам</w:t>
+      </w:r>
+    </w:p>
+    <w:p>
+      <w:pPr>
+        <w:pStyle w:val="10"/>
+        <w:numPr>
+          <w:ilvl w:val="0"/>
+          <w:numId w:val="0"/>
+        </w:numPr>
+        <w:spacing w:after="0" w:line="240" w:lineRule="auto"/>
+        <w:rPr>
+          <w:lang w:val="ru-RU"/>
+        </w:rPr>
+      </w:pPr>
+    </w:p>
+    <w:p>
+      <w:pPr>
         <w:pStyle w:val="11"/>
         <w:pageBreakBefore/>
         <w:spacing w:before="0" w:after="0" w:line="360" w:lineRule="auto"/>
@@ -2478,15 +2325,7 @@
           <w:sz w:val="28"/>
           <w:szCs w:val="28"/>
         </w:rPr>
-        <w:t xml:space="preserve"> </w:t>
-      </w:r>
-      <w:r>
-        <w:rPr>
-          <w:rFonts w:ascii="Times New Roman" w:hAnsi="Times New Roman" w:cs="Times New Roman"/>
-          <w:sz w:val="28"/>
-          <w:szCs w:val="28"/>
-        </w:rPr>
-        <w:t xml:space="preserve">работы была решена задача обучения с подкреплением. Реализован генератор лабиринта произвольного размера на основе поиска в глубину с возвратом, а также среда, которая возвращает мыши подкрепление: награду </w:t>
+        <w:t xml:space="preserve"> работы была решена задача обучения с подкреплением. Реализован генератор лабиринта произвольного размера на основе поиска в глубину с возвратом, а также среда, которая возвращает мыши подкрепление: награду </w:t>
       </w:r>
       <w:r>
         <w:rPr>
@@ -2503,23 +2342,72 @@
           <w:sz w:val="28"/>
           <w:szCs w:val="28"/>
         </w:rPr>
-        <w:t xml:space="preserve"> за сыр,</w:t>
-      </w:r>
-      <w:r>
-        <w:rPr>
-          <w:rFonts w:ascii="Times New Roman" w:hAnsi="Times New Roman" w:cs="Times New Roman"/>
-          <w:sz w:val="28"/>
-          <w:szCs w:val="28"/>
-        </w:rPr>
-        <w:t xml:space="preserve"> </w:t>
-      </w:r>
-      <w:r>
-        <w:rPr>
-          <w:rFonts w:ascii="Times New Roman" w:hAnsi="Times New Roman" w:cs="Times New Roman"/>
-          <w:sz w:val="28"/>
-          <w:szCs w:val="28"/>
-        </w:rPr>
-        <w:t>x за воду и штраф y за электротравму. Агент обучается методом Q-</w:t>
+        <w:t xml:space="preserve"> за сыр, x за воду</w:t>
+      </w:r>
+      <w:r>
+        <w:rPr>
+          <w:rFonts w:ascii="Times New Roman" w:hAnsi="Times New Roman" w:cs="Times New Roman"/>
+          <w:sz w:val="28"/>
+          <w:szCs w:val="28"/>
+        </w:rPr>
+        <w:t xml:space="preserve"> и</w:t>
+      </w:r>
+      <w:r>
+        <w:rPr>
+          <w:rFonts w:ascii="Times New Roman" w:hAnsi="Times New Roman" w:cs="Times New Roman"/>
+          <w:sz w:val="28"/>
+          <w:szCs w:val="28"/>
+        </w:rPr>
+        <w:t xml:space="preserve"> штраф</w:t>
+      </w:r>
+      <w:r>
+        <w:rPr>
+          <w:rFonts w:ascii="Times New Roman" w:hAnsi="Times New Roman" w:cs="Times New Roman"/>
+          <w:sz w:val="28"/>
+          <w:szCs w:val="28"/>
+        </w:rPr>
+        <w:t>ы</w:t>
+      </w:r>
+      <w:r>
+        <w:rPr>
+          <w:rFonts w:ascii="Times New Roman" w:hAnsi="Times New Roman" w:cs="Times New Roman"/>
+          <w:sz w:val="28"/>
+          <w:szCs w:val="28"/>
+        </w:rPr>
+        <w:t xml:space="preserve"> y за электротравму</w:t>
+      </w:r>
+      <w:r>
+        <w:rPr>
+          <w:rFonts w:ascii="Times New Roman" w:hAnsi="Times New Roman" w:cs="Times New Roman"/>
+          <w:sz w:val="28"/>
+          <w:szCs w:val="28"/>
+        </w:rPr>
+        <w:t xml:space="preserve"> и </w:t>
+      </w:r>
+      <w:r>
+        <w:rPr>
+          <w:rFonts w:ascii="Times New Roman" w:hAnsi="Times New Roman" w:cs="Times New Roman"/>
+          <w:sz w:val="28"/>
+          <w:szCs w:val="28"/>
+          <w:lang w:val="en-US"/>
+        </w:rPr>
+        <w:t>e</w:t>
+      </w:r>
+      <w:r>
+        <w:rPr>
+          <w:rFonts w:ascii="Times New Roman" w:hAnsi="Times New Roman" w:cs="Times New Roman"/>
+          <w:sz w:val="28"/>
+          <w:szCs w:val="28"/>
+        </w:rPr>
+        <w:t xml:space="preserve"> за пустую клетку</w:t>
+      </w:r>
+      <w:r>
+        <w:rPr>
+          <w:rFonts w:ascii="Times New Roman" w:hAnsi="Times New Roman" w:cs="Times New Roman"/>
+          <w:sz w:val="28"/>
+          <w:szCs w:val="28"/>
+        </w:rPr>
+        <w:t>. Агент обучается методом Q-</w:t>
       </w:r>
       <w:r>
         <w:rPr>
@@ -4447,6 +4335,7 @@
   <w:style w:type="character" w:default="1" w:styleId="a1">
     <w:name w:val="Default Paragraph Font"/>
     <w:uiPriority w:val="1"/>
+    <w:semiHidden/>
     <w:unhideWhenUsed/>
   </w:style>
   <w:style w:type="table" w:default="1" w:styleId="a2">
